--- a/Спецификая_Мебель_Гранд СПБ.docx
+++ b/Спецификая_Мебель_Гранд СПБ.docx
@@ -85,7 +85,27 @@
           <w:szCs w:val="20"/>
           <w:lang w:eastAsia="ru-RU"/>
         </w:rPr>
-        <w:t>{{Дата_договора}}</w:t>
+        <w:t>{{</w:t>
+      </w:r>
+      <w:proofErr w:type="spellStart"/>
+      <w:r>
+        <w:rPr>
+          <w:rFonts w:ascii="Times New Roman" w:hAnsi="Times New Roman" w:cs="Times New Roman"/>
+          <w:sz w:val="20"/>
+          <w:szCs w:val="20"/>
+          <w:lang w:eastAsia="ru-RU"/>
+        </w:rPr>
+        <w:t>Дата_договора</w:t>
+      </w:r>
+      <w:proofErr w:type="spellEnd"/>
+      <w:r>
+        <w:rPr>
+          <w:rFonts w:ascii="Times New Roman" w:hAnsi="Times New Roman" w:cs="Times New Roman"/>
+          <w:sz w:val="20"/>
+          <w:szCs w:val="20"/>
+          <w:lang w:eastAsia="ru-RU"/>
+        </w:rPr>
+        <w:t>}}</w:t>
       </w:r>
     </w:p>
     <w:p>
@@ -194,7 +214,29 @@
           <w:szCs w:val="20"/>
           <w:lang w:eastAsia="ru-RU"/>
         </w:rPr>
-        <w:t>{{Дата_договора}}</w:t>
+        <w:t>{{</w:t>
+      </w:r>
+      <w:proofErr w:type="spellStart"/>
+      <w:r>
+        <w:rPr>
+          <w:rFonts w:ascii="Times New Roman" w:eastAsia="Times New Roman" w:hAnsi="Times New Roman" w:cs="Times New Roman"/>
+          <w:position w:val="-12"/>
+          <w:sz w:val="20"/>
+          <w:szCs w:val="20"/>
+          <w:lang w:eastAsia="ru-RU"/>
+        </w:rPr>
+        <w:t>Дата_договора</w:t>
+      </w:r>
+      <w:proofErr w:type="spellEnd"/>
+      <w:r>
+        <w:rPr>
+          <w:rFonts w:ascii="Times New Roman" w:eastAsia="Times New Roman" w:hAnsi="Times New Roman" w:cs="Times New Roman"/>
+          <w:position w:val="-12"/>
+          <w:sz w:val="20"/>
+          <w:szCs w:val="20"/>
+          <w:lang w:eastAsia="ru-RU"/>
+        </w:rPr>
+        <w:t>}}</w:t>
       </w:r>
     </w:p>
     <w:p>
@@ -286,7 +328,40 @@
           <w:szCs w:val="20"/>
           <w:lang w:eastAsia="ru-RU"/>
         </w:rPr>
-        <w:t>{{ФИО_клиента}}</w:t>
+        <w:t>{{</w:t>
+      </w:r>
+      <w:proofErr w:type="spellStart"/>
+      <w:r>
+        <w:rPr>
+          <w:rFonts w:ascii="Times New Roman" w:eastAsia="Times New Roman" w:hAnsi="Times New Roman" w:cs="Times New Roman"/>
+          <w:position w:val="-12"/>
+          <w:sz w:val="20"/>
+          <w:szCs w:val="20"/>
+          <w:lang w:eastAsia="ru-RU"/>
+        </w:rPr>
+        <w:t>ФИО_клиента</w:t>
+      </w:r>
+      <w:proofErr w:type="spellEnd"/>
+      <w:r>
+        <w:rPr>
+          <w:rFonts w:ascii="Times New Roman" w:eastAsia="Times New Roman" w:hAnsi="Times New Roman" w:cs="Times New Roman"/>
+          <w:position w:val="-12"/>
+          <w:sz w:val="20"/>
+          <w:szCs w:val="20"/>
+          <w:lang w:eastAsia="ru-RU"/>
+        </w:rPr>
+        <w:t>}</w:t>
+      </w:r>
+      <w:proofErr w:type="gramStart"/>
+      <w:r>
+        <w:rPr>
+          <w:rFonts w:ascii="Times New Roman" w:eastAsia="Times New Roman" w:hAnsi="Times New Roman" w:cs="Times New Roman"/>
+          <w:position w:val="-12"/>
+          <w:sz w:val="20"/>
+          <w:szCs w:val="20"/>
+          <w:lang w:eastAsia="ru-RU"/>
+        </w:rPr>
+        <w:t>}</w:t>
       </w:r>
       <w:r>
         <w:rPr>
@@ -308,6 +383,7 @@
         </w:rPr>
         <w:t>,</w:t>
       </w:r>
+      <w:proofErr w:type="gramEnd"/>
       <w:r>
         <w:rPr>
           <w:rFonts w:ascii="Times New Roman" w:eastAsia="Times New Roman" w:hAnsi="Times New Roman" w:cs="Times New Roman"/>
@@ -316,7 +392,29 @@
           <w:szCs w:val="20"/>
           <w:lang w:eastAsia="ru-RU"/>
         </w:rPr>
-        <w:t xml:space="preserve"> именуемый (-ая) в дальнейшем «ЗАКАЗЧИК», с другой стороны, при совместном упоминании именуемые «СТОРОНЫ», а каждая по отдельности – «СТОРОНА», согласовали следующее:</w:t>
+        <w:t xml:space="preserve"> именуемый (-</w:t>
+      </w:r>
+      <w:proofErr w:type="spellStart"/>
+      <w:r>
+        <w:rPr>
+          <w:rFonts w:ascii="Times New Roman" w:eastAsia="Times New Roman" w:hAnsi="Times New Roman" w:cs="Times New Roman"/>
+          <w:position w:val="-12"/>
+          <w:sz w:val="20"/>
+          <w:szCs w:val="20"/>
+          <w:lang w:eastAsia="ru-RU"/>
+        </w:rPr>
+        <w:t>ая</w:t>
+      </w:r>
+      <w:proofErr w:type="spellEnd"/>
+      <w:r>
+        <w:rPr>
+          <w:rFonts w:ascii="Times New Roman" w:eastAsia="Times New Roman" w:hAnsi="Times New Roman" w:cs="Times New Roman"/>
+          <w:position w:val="-12"/>
+          <w:sz w:val="20"/>
+          <w:szCs w:val="20"/>
+          <w:lang w:eastAsia="ru-RU"/>
+        </w:rPr>
+        <w:t>) в дальнейшем «ЗАКАЗЧИК», с другой стороны, при совместном упоминании именуемые «СТОРОНЫ», а каждая по отдельности – «СТОРОНА», согласовали следующее:</w:t>
       </w:r>
     </w:p>
     <w:p>
@@ -551,7 +649,7 @@
                 <w:position w:val="-13"/>
                 <w:lang w:eastAsia="ru-RU"/>
               </w:rPr>
-              <w:t>Сумма, руб.</w:t>
+              <w:t>Сумма</w:t>
             </w:r>
           </w:p>
         </w:tc>
@@ -582,21 +680,15 @@
               <w:ind w:hanging="2"/>
               <w:jc w:val="center"/>
               <w:outlineLvl w:val="0"/>
+            </w:pPr>
+            <w:r>
               <w:rPr>
                 <w:rFonts w:ascii="Times New Roman" w:eastAsia="Times New Roman" w:hAnsi="Times New Roman" w:cs="Times New Roman"/>
                 <w:b/>
                 <w:position w:val="-13"/>
                 <w:lang w:eastAsia="ru-RU"/>
               </w:rPr>
-            </w:pPr>
-            <w:r>
-              <w:rPr>
-                <w:rFonts w:ascii="Times New Roman" w:eastAsia="Times New Roman" w:hAnsi="Times New Roman" w:cs="Times New Roman"/>
-                <w:b/>
-                <w:position w:val="-13"/>
-                <w:lang w:eastAsia="ru-RU"/>
-              </w:rPr>
-              <w:t xml:space="preserve">Сборка, </w:t>
+              <w:t>Сборка</w:t>
             </w:r>
           </w:p>
           <w:p>
@@ -611,15 +703,6 @@
               <w:jc w:val="center"/>
               <w:outlineLvl w:val="0"/>
             </w:pPr>
-            <w:r>
-              <w:rPr>
-                <w:rFonts w:ascii="Times New Roman" w:eastAsia="Times New Roman" w:hAnsi="Times New Roman" w:cs="Times New Roman"/>
-                <w:b/>
-                <w:position w:val="-13"/>
-                <w:lang w:eastAsia="ru-RU"/>
-              </w:rPr>
-              <w:t>%</w:t>
-            </w:r>
           </w:p>
         </w:tc>
       </w:tr>
@@ -687,11 +770,16 @@
                 <w:tab w:val="left" w:pos="3693"/>
               </w:tabs>
               <w:spacing w:line="1" w:lineRule="atLeast"/>
-              <w:ind w:hanging="2"/>
-              <w:outlineLvl w:val="0"/>
-            </w:pPr>
-            <w:r>
-              <w:t>`{%Картинка_1}`</w:t>
+              <w:outlineLvl w:val="0"/>
+            </w:pPr>
+            <w:r>
+              <w:t>{{</w:t>
+            </w:r>
+            <w:r>
+              <w:t>Описание</w:t>
+            </w:r>
+            <w:r>
+              <w:t>_1}}</w:t>
             </w:r>
           </w:p>
           <w:p>
@@ -700,29 +788,31 @@
               <w:tabs>
                 <w:tab w:val="left" w:pos="3693"/>
               </w:tabs>
-              <w:spacing w:after="0" w:line="1" w:lineRule="atLeast"/>
-              <w:ind w:hanging="2"/>
-              <w:outlineLvl w:val="0"/>
-            </w:pPr>
-            <w:r>
-              <w:t>{{Если картинки нет то прочерк_1}}</w:t>
-            </w:r>
-          </w:p>
-          <w:p>
-            <w:pPr>
-              <w:pStyle w:val="Standard"/>
-              <w:widowControl w:val="0"/>
-              <w:tabs>
-                <w:tab w:val="left" w:pos="3693"/>
-              </w:tabs>
-              <w:spacing w:after="0" w:line="1" w:lineRule="atLeast"/>
-              <w:ind w:hanging="2"/>
-              <w:outlineLvl w:val="0"/>
-              <w:rPr>
-                <w:rFonts w:ascii="Times New Roman" w:eastAsia="Times New Roman" w:hAnsi="Times New Roman" w:cs="Times New Roman"/>
-                <w:lang w:eastAsia="ru-RU"/>
-              </w:rPr>
-            </w:pPr>
+              <w:spacing w:line="1" w:lineRule="atLeast"/>
+              <w:outlineLvl w:val="0"/>
+            </w:pPr>
+            <w:r>
+              <w:t>`{%Картинка_</w:t>
+            </w:r>
+            <w:proofErr w:type="gramStart"/>
+            <w:r>
+              <w:t>1}`</w:t>
+            </w:r>
+            <w:proofErr w:type="gramEnd"/>
+            <w:r>
+              <w:t xml:space="preserve"> </w:t>
+            </w:r>
+            <w:r>
+              <w:t xml:space="preserve">{{Если картинки </w:t>
+            </w:r>
+            <w:proofErr w:type="gramStart"/>
+            <w:r>
+              <w:t>нет</w:t>
+            </w:r>
+            <w:proofErr w:type="gramEnd"/>
+            <w:r>
+              <w:t xml:space="preserve"> то прочерк_1}}</w:t>
+            </w:r>
           </w:p>
         </w:tc>
         <w:tc>
@@ -924,41 +1014,63 @@
             <w:pPr>
               <w:pStyle w:val="Standard"/>
               <w:tabs>
-                <w:tab w:val="left" w:pos="7930"/>
+                <w:tab w:val="left" w:pos="3693"/>
               </w:tabs>
               <w:spacing w:line="1" w:lineRule="atLeast"/>
-              <w:ind w:hanging="2"/>
+              <w:outlineLvl w:val="0"/>
+            </w:pPr>
+            <w:r>
+              <w:t>{{</w:t>
+            </w:r>
+            <w:r>
+              <w:t>Описание</w:t>
+            </w:r>
+            <w:r>
+              <w:t>_</w:t>
+            </w:r>
+            <w:r>
+              <w:t>2</w:t>
+            </w:r>
+            <w:r>
+              <w:t>}}</w:t>
+            </w:r>
+          </w:p>
+          <w:p>
+            <w:pPr>
+              <w:pStyle w:val="Standard"/>
+              <w:tabs>
+                <w:tab w:val="left" w:pos="7930"/>
+              </w:tabs>
+              <w:spacing w:line="1" w:lineRule="atLeast"/>
               <w:outlineLvl w:val="0"/>
             </w:pPr>
             <w:r>
               <w:t>`{%Картинка_</w:t>
             </w:r>
+            <w:proofErr w:type="gramStart"/>
             <w:r>
               <w:t>2</w:t>
             </w:r>
             <w:r>
               <w:t>}`</w:t>
             </w:r>
-          </w:p>
-          <w:p>
-            <w:pPr>
-              <w:pStyle w:val="Standard"/>
-              <w:tabs>
-                <w:tab w:val="left" w:pos="7930"/>
-              </w:tabs>
-              <w:spacing w:after="0" w:line="1" w:lineRule="atLeast"/>
-              <w:ind w:hanging="2"/>
-              <w:outlineLvl w:val="0"/>
-              <w:rPr>
-                <w:rFonts w:ascii="Times New Roman" w:eastAsia="Times New Roman" w:hAnsi="Times New Roman" w:cs="Times New Roman"/>
-                <w:lang w:eastAsia="ru-RU"/>
-              </w:rPr>
-            </w:pPr>
+            <w:proofErr w:type="gramEnd"/>
+            <w:r>
+              <w:t xml:space="preserve"> </w:t>
+            </w:r>
             <w:r>
               <w:t>{{</w:t>
             </w:r>
             <w:r>
-              <w:t>Если картинки нет то прочерк</w:t>
+              <w:t xml:space="preserve">Если картинки </w:t>
+            </w:r>
+            <w:proofErr w:type="gramStart"/>
+            <w:r>
+              <w:t>нет</w:t>
+            </w:r>
+            <w:proofErr w:type="gramEnd"/>
+            <w:r>
+              <w:t xml:space="preserve"> то прочерк</w:t>
             </w:r>
             <w:r>
               <w:t>_2</w:t>
@@ -1165,42 +1277,65 @@
           <w:p>
             <w:pPr>
               <w:pStyle w:val="Standard"/>
-              <w:widowControl w:val="0"/>
-              <w:tabs>
-                <w:tab w:val="left" w:pos="7930"/>
+              <w:tabs>
+                <w:tab w:val="left" w:pos="3693"/>
               </w:tabs>
               <w:spacing w:line="1" w:lineRule="atLeast"/>
               <w:outlineLvl w:val="0"/>
             </w:pPr>
             <w:r>
+              <w:t>{{</w:t>
+            </w:r>
+            <w:r>
+              <w:t>Описание</w:t>
+            </w:r>
+            <w:r>
+              <w:t>_</w:t>
+            </w:r>
+            <w:r>
+              <w:t>3</w:t>
+            </w:r>
+            <w:r>
+              <w:t>}}</w:t>
+            </w:r>
+          </w:p>
+          <w:p>
+            <w:pPr>
+              <w:pStyle w:val="Standard"/>
+              <w:widowControl w:val="0"/>
+              <w:tabs>
+                <w:tab w:val="left" w:pos="7930"/>
+              </w:tabs>
+              <w:spacing w:line="1" w:lineRule="atLeast"/>
+              <w:outlineLvl w:val="0"/>
+            </w:pPr>
+            <w:r>
               <w:t>`{%Картинка_</w:t>
             </w:r>
+            <w:proofErr w:type="gramStart"/>
             <w:r>
               <w:t>3</w:t>
             </w:r>
             <w:r>
               <w:t>}`</w:t>
             </w:r>
-          </w:p>
-          <w:p>
-            <w:pPr>
-              <w:pStyle w:val="Standard"/>
-              <w:widowControl w:val="0"/>
-              <w:tabs>
-                <w:tab w:val="left" w:pos="7930"/>
-              </w:tabs>
-              <w:spacing w:after="0" w:line="1" w:lineRule="atLeast"/>
-              <w:outlineLvl w:val="0"/>
-              <w:rPr>
-                <w:rFonts w:ascii="Times New Roman" w:eastAsia="Times New Roman" w:hAnsi="Times New Roman" w:cs="Times New Roman"/>
-                <w:lang w:eastAsia="ru-RU"/>
-              </w:rPr>
-            </w:pPr>
+            <w:proofErr w:type="gramEnd"/>
+            <w:r>
+              <w:t xml:space="preserve"> </w:t>
+            </w:r>
             <w:r>
               <w:t>{{</w:t>
             </w:r>
             <w:r>
-              <w:t>Если картинки нет то прочерк</w:t>
+              <w:t xml:space="preserve">Если картинки </w:t>
+            </w:r>
+            <w:proofErr w:type="gramStart"/>
+            <w:r>
+              <w:t>нет</w:t>
+            </w:r>
+            <w:proofErr w:type="gramEnd"/>
+            <w:r>
+              <w:t xml:space="preserve"> то прочерк</w:t>
             </w:r>
             <w:r>
               <w:t>_3</w:t>
@@ -1410,45 +1545,66 @@
           <w:p>
             <w:pPr>
               <w:pStyle w:val="Standard"/>
-              <w:widowControl w:val="0"/>
-              <w:tabs>
-                <w:tab w:val="left" w:pos="7930"/>
+              <w:tabs>
+                <w:tab w:val="left" w:pos="3693"/>
               </w:tabs>
               <w:spacing w:line="1" w:lineRule="atLeast"/>
+              <w:outlineLvl w:val="0"/>
+            </w:pPr>
+            <w:r>
+              <w:t>{{</w:t>
+            </w:r>
+            <w:r>
+              <w:t>Описание</w:t>
+            </w:r>
+            <w:r>
+              <w:t>_</w:t>
+            </w:r>
+            <w:r>
+              <w:t>4</w:t>
+            </w:r>
+            <w:r>
+              <w:t>}}</w:t>
+            </w:r>
+          </w:p>
+          <w:p>
+            <w:pPr>
+              <w:pStyle w:val="Standard"/>
+              <w:widowControl w:val="0"/>
+              <w:tabs>
+                <w:tab w:val="left" w:pos="7930"/>
+              </w:tabs>
+              <w:spacing w:line="1" w:lineRule="atLeast"/>
               <w:ind w:hanging="2"/>
               <w:outlineLvl w:val="0"/>
             </w:pPr>
             <w:r>
               <w:t>`{%Картинка_</w:t>
             </w:r>
+            <w:proofErr w:type="gramStart"/>
             <w:r>
               <w:t>4</w:t>
             </w:r>
             <w:r>
               <w:t>}`</w:t>
             </w:r>
-          </w:p>
-          <w:p>
-            <w:pPr>
-              <w:pStyle w:val="Standard"/>
-              <w:widowControl w:val="0"/>
-              <w:tabs>
-                <w:tab w:val="left" w:pos="7930"/>
-              </w:tabs>
-              <w:spacing w:after="0" w:line="1" w:lineRule="atLeast"/>
-              <w:ind w:hanging="2"/>
-              <w:outlineLvl w:val="0"/>
-              <w:rPr>
-                <w:rFonts w:ascii="Times New Roman" w:eastAsia="Times New Roman" w:hAnsi="Times New Roman" w:cs="Times New Roman"/>
-                <w:b/>
-                <w:lang w:eastAsia="ru-RU"/>
-              </w:rPr>
-            </w:pPr>
+            <w:proofErr w:type="gramEnd"/>
+            <w:r>
+              <w:t xml:space="preserve"> </w:t>
+            </w:r>
             <w:r>
               <w:t>{{</w:t>
             </w:r>
             <w:r>
-              <w:t>Если картинки нет то прочерк</w:t>
+              <w:t xml:space="preserve">Если картинки </w:t>
+            </w:r>
+            <w:proofErr w:type="gramStart"/>
+            <w:r>
+              <w:t>нет</w:t>
+            </w:r>
+            <w:proofErr w:type="gramEnd"/>
+            <w:r>
+              <w:t xml:space="preserve"> то прочерк</w:t>
             </w:r>
             <w:r>
               <w:t>_4</w:t>
@@ -1659,45 +1815,66 @@
           <w:p>
             <w:pPr>
               <w:pStyle w:val="Standard"/>
-              <w:widowControl w:val="0"/>
-              <w:tabs>
-                <w:tab w:val="left" w:pos="7930"/>
+              <w:tabs>
+                <w:tab w:val="left" w:pos="3693"/>
               </w:tabs>
               <w:spacing w:line="1" w:lineRule="atLeast"/>
+              <w:outlineLvl w:val="0"/>
+            </w:pPr>
+            <w:r>
+              <w:t>{{</w:t>
+            </w:r>
+            <w:r>
+              <w:t>Описание</w:t>
+            </w:r>
+            <w:r>
+              <w:t>_</w:t>
+            </w:r>
+            <w:r>
+              <w:t>5</w:t>
+            </w:r>
+            <w:r>
+              <w:t>}}</w:t>
+            </w:r>
+          </w:p>
+          <w:p>
+            <w:pPr>
+              <w:pStyle w:val="Standard"/>
+              <w:widowControl w:val="0"/>
+              <w:tabs>
+                <w:tab w:val="left" w:pos="7930"/>
+              </w:tabs>
+              <w:spacing w:line="1" w:lineRule="atLeast"/>
               <w:ind w:hanging="2"/>
               <w:outlineLvl w:val="0"/>
             </w:pPr>
             <w:r>
               <w:t>`{%Картинка_</w:t>
             </w:r>
+            <w:proofErr w:type="gramStart"/>
             <w:r>
               <w:t>5</w:t>
             </w:r>
             <w:r>
               <w:t>}`</w:t>
             </w:r>
-          </w:p>
-          <w:p>
-            <w:pPr>
-              <w:pStyle w:val="Standard"/>
-              <w:widowControl w:val="0"/>
-              <w:tabs>
-                <w:tab w:val="left" w:pos="7930"/>
-              </w:tabs>
-              <w:spacing w:after="0" w:line="1" w:lineRule="atLeast"/>
-              <w:ind w:hanging="2"/>
-              <w:outlineLvl w:val="0"/>
-              <w:rPr>
-                <w:rFonts w:ascii="Times New Roman" w:eastAsia="Times New Roman" w:hAnsi="Times New Roman" w:cs="Times New Roman"/>
-                <w:b/>
-                <w:lang w:eastAsia="ru-RU"/>
-              </w:rPr>
-            </w:pPr>
+            <w:proofErr w:type="gramEnd"/>
+            <w:r>
+              <w:t xml:space="preserve"> </w:t>
+            </w:r>
             <w:r>
               <w:t>{{</w:t>
             </w:r>
             <w:r>
-              <w:t>Если картинки нет то прочерк</w:t>
+              <w:t xml:space="preserve">Если картинки </w:t>
+            </w:r>
+            <w:proofErr w:type="gramStart"/>
+            <w:r>
+              <w:t>нет</w:t>
+            </w:r>
+            <w:proofErr w:type="gramEnd"/>
+            <w:r>
+              <w:t xml:space="preserve"> то прочерк</w:t>
             </w:r>
             <w:r>
               <w:t>_5</w:t>
@@ -1905,45 +2082,66 @@
           <w:p>
             <w:pPr>
               <w:pStyle w:val="Standard"/>
-              <w:widowControl w:val="0"/>
-              <w:tabs>
-                <w:tab w:val="left" w:pos="7930"/>
+              <w:tabs>
+                <w:tab w:val="left" w:pos="3693"/>
               </w:tabs>
               <w:spacing w:line="1" w:lineRule="atLeast"/>
+              <w:outlineLvl w:val="0"/>
+            </w:pPr>
+            <w:r>
+              <w:t>{{</w:t>
+            </w:r>
+            <w:r>
+              <w:t>Описание</w:t>
+            </w:r>
+            <w:r>
+              <w:t>_</w:t>
+            </w:r>
+            <w:r>
+              <w:t>6</w:t>
+            </w:r>
+            <w:r>
+              <w:t>}}</w:t>
+            </w:r>
+          </w:p>
+          <w:p>
+            <w:pPr>
+              <w:pStyle w:val="Standard"/>
+              <w:widowControl w:val="0"/>
+              <w:tabs>
+                <w:tab w:val="left" w:pos="7930"/>
+              </w:tabs>
+              <w:spacing w:line="1" w:lineRule="atLeast"/>
               <w:ind w:hanging="2"/>
               <w:outlineLvl w:val="0"/>
             </w:pPr>
             <w:r>
               <w:t>`{%Картинка_</w:t>
             </w:r>
+            <w:proofErr w:type="gramStart"/>
             <w:r>
               <w:t>6</w:t>
             </w:r>
             <w:r>
               <w:t>}`</w:t>
             </w:r>
-          </w:p>
-          <w:p>
-            <w:pPr>
-              <w:pStyle w:val="Standard"/>
-              <w:widowControl w:val="0"/>
-              <w:tabs>
-                <w:tab w:val="left" w:pos="7930"/>
-              </w:tabs>
-              <w:spacing w:after="0" w:line="1" w:lineRule="atLeast"/>
-              <w:ind w:hanging="2"/>
-              <w:outlineLvl w:val="0"/>
-              <w:rPr>
-                <w:rFonts w:ascii="Times New Roman" w:eastAsia="Times New Roman" w:hAnsi="Times New Roman" w:cs="Times New Roman"/>
-                <w:b/>
-                <w:lang w:eastAsia="ru-RU"/>
-              </w:rPr>
-            </w:pPr>
+            <w:proofErr w:type="gramEnd"/>
+            <w:r>
+              <w:t xml:space="preserve"> </w:t>
+            </w:r>
             <w:r>
               <w:t>{{</w:t>
             </w:r>
             <w:r>
-              <w:t>Если картинки нет то прочерк</w:t>
+              <w:t xml:space="preserve">Если картинки </w:t>
+            </w:r>
+            <w:proofErr w:type="gramStart"/>
+            <w:r>
+              <w:t>нет</w:t>
+            </w:r>
+            <w:proofErr w:type="gramEnd"/>
+            <w:r>
+              <w:t xml:space="preserve"> то прочерк</w:t>
             </w:r>
             <w:r>
               <w:t>_6</w:t>
@@ -2151,45 +2349,66 @@
           <w:p>
             <w:pPr>
               <w:pStyle w:val="Standard"/>
-              <w:widowControl w:val="0"/>
-              <w:tabs>
-                <w:tab w:val="left" w:pos="7930"/>
+              <w:tabs>
+                <w:tab w:val="left" w:pos="3693"/>
               </w:tabs>
               <w:spacing w:line="1" w:lineRule="atLeast"/>
+              <w:outlineLvl w:val="0"/>
+            </w:pPr>
+            <w:r>
+              <w:t>{{</w:t>
+            </w:r>
+            <w:r>
+              <w:t>Описание</w:t>
+            </w:r>
+            <w:r>
+              <w:t>_</w:t>
+            </w:r>
+            <w:r>
+              <w:t>7</w:t>
+            </w:r>
+            <w:r>
+              <w:t>}}</w:t>
+            </w:r>
+          </w:p>
+          <w:p>
+            <w:pPr>
+              <w:pStyle w:val="Standard"/>
+              <w:widowControl w:val="0"/>
+              <w:tabs>
+                <w:tab w:val="left" w:pos="7930"/>
+              </w:tabs>
+              <w:spacing w:line="1" w:lineRule="atLeast"/>
               <w:ind w:hanging="2"/>
               <w:outlineLvl w:val="0"/>
             </w:pPr>
             <w:r>
               <w:t>`{%Картинка_</w:t>
             </w:r>
+            <w:proofErr w:type="gramStart"/>
             <w:r>
               <w:t>7</w:t>
             </w:r>
             <w:r>
               <w:t>}`</w:t>
             </w:r>
-          </w:p>
-          <w:p>
-            <w:pPr>
-              <w:pStyle w:val="Standard"/>
-              <w:widowControl w:val="0"/>
-              <w:tabs>
-                <w:tab w:val="left" w:pos="7930"/>
-              </w:tabs>
-              <w:spacing w:after="0" w:line="1" w:lineRule="atLeast"/>
-              <w:ind w:hanging="2"/>
-              <w:outlineLvl w:val="0"/>
-              <w:rPr>
-                <w:rFonts w:ascii="Times New Roman" w:eastAsia="Times New Roman" w:hAnsi="Times New Roman" w:cs="Times New Roman"/>
-                <w:b/>
-                <w:lang w:eastAsia="ru-RU"/>
-              </w:rPr>
-            </w:pPr>
+            <w:proofErr w:type="gramEnd"/>
+            <w:r>
+              <w:t xml:space="preserve"> </w:t>
+            </w:r>
             <w:r>
               <w:t>{{</w:t>
             </w:r>
             <w:r>
-              <w:t>Если картинки нет то прочерк</w:t>
+              <w:t xml:space="preserve">Если картинки </w:t>
+            </w:r>
+            <w:proofErr w:type="gramStart"/>
+            <w:r>
+              <w:t>нет</w:t>
+            </w:r>
+            <w:proofErr w:type="gramEnd"/>
+            <w:r>
+              <w:t xml:space="preserve"> то прочерк</w:t>
             </w:r>
             <w:r>
               <w:t>_7</w:t>
@@ -2397,45 +2616,66 @@
           <w:p>
             <w:pPr>
               <w:pStyle w:val="Standard"/>
-              <w:widowControl w:val="0"/>
-              <w:tabs>
-                <w:tab w:val="left" w:pos="7930"/>
+              <w:tabs>
+                <w:tab w:val="left" w:pos="3693"/>
               </w:tabs>
               <w:spacing w:line="1" w:lineRule="atLeast"/>
+              <w:outlineLvl w:val="0"/>
+            </w:pPr>
+            <w:r>
+              <w:t>{{</w:t>
+            </w:r>
+            <w:r>
+              <w:t>Описание</w:t>
+            </w:r>
+            <w:r>
+              <w:t>_</w:t>
+            </w:r>
+            <w:r>
+              <w:t>8</w:t>
+            </w:r>
+            <w:r>
+              <w:t>}}</w:t>
+            </w:r>
+          </w:p>
+          <w:p>
+            <w:pPr>
+              <w:pStyle w:val="Standard"/>
+              <w:widowControl w:val="0"/>
+              <w:tabs>
+                <w:tab w:val="left" w:pos="7930"/>
+              </w:tabs>
+              <w:spacing w:line="1" w:lineRule="atLeast"/>
               <w:ind w:hanging="2"/>
               <w:outlineLvl w:val="0"/>
             </w:pPr>
             <w:r>
               <w:t>`{%Картинка_</w:t>
             </w:r>
+            <w:proofErr w:type="gramStart"/>
             <w:r>
               <w:t>8</w:t>
             </w:r>
             <w:r>
               <w:t>}`</w:t>
             </w:r>
-          </w:p>
-          <w:p>
-            <w:pPr>
-              <w:pStyle w:val="Standard"/>
-              <w:widowControl w:val="0"/>
-              <w:tabs>
-                <w:tab w:val="left" w:pos="7930"/>
-              </w:tabs>
-              <w:spacing w:after="0" w:line="1" w:lineRule="atLeast"/>
-              <w:ind w:hanging="2"/>
-              <w:outlineLvl w:val="0"/>
-              <w:rPr>
-                <w:rFonts w:ascii="Times New Roman" w:eastAsia="Times New Roman" w:hAnsi="Times New Roman" w:cs="Times New Roman"/>
-                <w:b/>
-                <w:lang w:eastAsia="ru-RU"/>
-              </w:rPr>
-            </w:pPr>
+            <w:proofErr w:type="gramEnd"/>
+            <w:r>
+              <w:t xml:space="preserve"> </w:t>
+            </w:r>
             <w:r>
               <w:t>{{</w:t>
             </w:r>
             <w:r>
-              <w:t>Если картинки нет то прочерк</w:t>
+              <w:t xml:space="preserve">Если картинки </w:t>
+            </w:r>
+            <w:proofErr w:type="gramStart"/>
+            <w:r>
+              <w:t>нет</w:t>
+            </w:r>
+            <w:proofErr w:type="gramEnd"/>
+            <w:r>
+              <w:t xml:space="preserve"> то прочерк</w:t>
             </w:r>
             <w:r>
               <w:t>_8</w:t>
@@ -2644,45 +2884,66 @@
           <w:p>
             <w:pPr>
               <w:pStyle w:val="Standard"/>
-              <w:widowControl w:val="0"/>
-              <w:tabs>
-                <w:tab w:val="left" w:pos="7930"/>
+              <w:tabs>
+                <w:tab w:val="left" w:pos="3693"/>
               </w:tabs>
               <w:spacing w:line="1" w:lineRule="atLeast"/>
+              <w:outlineLvl w:val="0"/>
+            </w:pPr>
+            <w:r>
+              <w:t>{{</w:t>
+            </w:r>
+            <w:r>
+              <w:t>Описание</w:t>
+            </w:r>
+            <w:r>
+              <w:t>_</w:t>
+            </w:r>
+            <w:r>
+              <w:t>9</w:t>
+            </w:r>
+            <w:r>
+              <w:t>}}</w:t>
+            </w:r>
+          </w:p>
+          <w:p>
+            <w:pPr>
+              <w:pStyle w:val="Standard"/>
+              <w:widowControl w:val="0"/>
+              <w:tabs>
+                <w:tab w:val="left" w:pos="7930"/>
+              </w:tabs>
+              <w:spacing w:line="1" w:lineRule="atLeast"/>
               <w:ind w:hanging="2"/>
               <w:outlineLvl w:val="0"/>
             </w:pPr>
             <w:r>
               <w:t>`{%Картинка_</w:t>
             </w:r>
+            <w:proofErr w:type="gramStart"/>
             <w:r>
               <w:t>9</w:t>
             </w:r>
             <w:r>
               <w:t>}`</w:t>
             </w:r>
-          </w:p>
-          <w:p>
-            <w:pPr>
-              <w:pStyle w:val="Standard"/>
-              <w:widowControl w:val="0"/>
-              <w:tabs>
-                <w:tab w:val="left" w:pos="7930"/>
-              </w:tabs>
-              <w:spacing w:after="0" w:line="1" w:lineRule="atLeast"/>
-              <w:ind w:hanging="2"/>
-              <w:outlineLvl w:val="0"/>
-              <w:rPr>
-                <w:rFonts w:ascii="Times New Roman" w:eastAsia="Times New Roman" w:hAnsi="Times New Roman" w:cs="Times New Roman"/>
-                <w:b/>
-                <w:lang w:eastAsia="ru-RU"/>
-              </w:rPr>
-            </w:pPr>
+            <w:proofErr w:type="gramEnd"/>
+            <w:r>
+              <w:t xml:space="preserve"> </w:t>
+            </w:r>
             <w:r>
               <w:t>{{</w:t>
             </w:r>
             <w:r>
-              <w:t>Если картинки нет то прочерк</w:t>
+              <w:t xml:space="preserve">Если картинки </w:t>
+            </w:r>
+            <w:proofErr w:type="gramStart"/>
+            <w:r>
+              <w:t>нет</w:t>
+            </w:r>
+            <w:proofErr w:type="gramEnd"/>
+            <w:r>
+              <w:t xml:space="preserve"> то прочерк</w:t>
             </w:r>
             <w:r>
               <w:t>_9</w:t>
@@ -2747,6 +3008,7 @@
             <w:tcW w:w="1316" w:type="dxa"/>
             <w:tcBorders>
               <w:top w:val="single" w:sz="4" w:space="0" w:color="auto"/>
+              <w:bottom w:val="single" w:sz="4" w:space="0" w:color="auto"/>
             </w:tcBorders>
             <w:tcMar>
               <w:top w:w="0" w:type="dxa"/>
@@ -2895,45 +3157,66 @@
           <w:p>
             <w:pPr>
               <w:pStyle w:val="Standard"/>
-              <w:widowControl w:val="0"/>
-              <w:tabs>
-                <w:tab w:val="left" w:pos="7930"/>
+              <w:tabs>
+                <w:tab w:val="left" w:pos="3693"/>
               </w:tabs>
               <w:spacing w:line="1" w:lineRule="atLeast"/>
+              <w:outlineLvl w:val="0"/>
+            </w:pPr>
+            <w:r>
+              <w:t>{{</w:t>
+            </w:r>
+            <w:r>
+              <w:t>Описание</w:t>
+            </w:r>
+            <w:r>
+              <w:t>_</w:t>
+            </w:r>
+            <w:r>
+              <w:t>10</w:t>
+            </w:r>
+            <w:r>
+              <w:t>}}</w:t>
+            </w:r>
+          </w:p>
+          <w:p>
+            <w:pPr>
+              <w:pStyle w:val="Standard"/>
+              <w:widowControl w:val="0"/>
+              <w:tabs>
+                <w:tab w:val="left" w:pos="7930"/>
+              </w:tabs>
+              <w:spacing w:line="1" w:lineRule="atLeast"/>
               <w:ind w:hanging="2"/>
               <w:outlineLvl w:val="0"/>
             </w:pPr>
             <w:r>
               <w:t>`{%Картинка_</w:t>
             </w:r>
+            <w:proofErr w:type="gramStart"/>
             <w:r>
               <w:t>10</w:t>
             </w:r>
             <w:r>
               <w:t>}`</w:t>
             </w:r>
-          </w:p>
-          <w:p>
-            <w:pPr>
-              <w:pStyle w:val="Standard"/>
-              <w:widowControl w:val="0"/>
-              <w:tabs>
-                <w:tab w:val="left" w:pos="7930"/>
-              </w:tabs>
-              <w:spacing w:after="0" w:line="1" w:lineRule="atLeast"/>
-              <w:ind w:hanging="2"/>
-              <w:outlineLvl w:val="0"/>
-              <w:rPr>
-                <w:rFonts w:ascii="Times New Roman" w:eastAsia="Times New Roman" w:hAnsi="Times New Roman" w:cs="Times New Roman"/>
-                <w:b/>
-                <w:lang w:eastAsia="ru-RU"/>
-              </w:rPr>
-            </w:pPr>
+            <w:proofErr w:type="gramEnd"/>
+            <w:r>
+              <w:t xml:space="preserve"> </w:t>
+            </w:r>
             <w:r>
               <w:t>{{</w:t>
             </w:r>
             <w:r>
-              <w:t>Если картинки нет то прочерк</w:t>
+              <w:t xml:space="preserve">Если картинки </w:t>
+            </w:r>
+            <w:proofErr w:type="gramStart"/>
+            <w:r>
+              <w:t>нет</w:t>
+            </w:r>
+            <w:proofErr w:type="gramEnd"/>
+            <w:r>
+              <w:t xml:space="preserve"> то прочерк</w:t>
             </w:r>
             <w:r>
               <w:t>_10</w:t>
@@ -3446,7 +3729,29 @@
                 <w:szCs w:val="20"/>
                 <w:lang w:eastAsia="ru-RU"/>
               </w:rPr>
-              <w:t>________________________________/Е.А Воронова/</w:t>
+              <w:t>________________________________/</w:t>
+            </w:r>
+            <w:proofErr w:type="gramStart"/>
+            <w:r>
+              <w:rPr>
+                <w:rFonts w:ascii="Times New Roman" w:eastAsia="Times New Roman" w:hAnsi="Times New Roman" w:cs="Times New Roman"/>
+                <w:position w:val="-12"/>
+                <w:sz w:val="20"/>
+                <w:szCs w:val="20"/>
+                <w:lang w:eastAsia="ru-RU"/>
+              </w:rPr>
+              <w:t>Е.А</w:t>
+            </w:r>
+            <w:proofErr w:type="gramEnd"/>
+            <w:r>
+              <w:rPr>
+                <w:rFonts w:ascii="Times New Roman" w:eastAsia="Times New Roman" w:hAnsi="Times New Roman" w:cs="Times New Roman"/>
+                <w:position w:val="-12"/>
+                <w:sz w:val="20"/>
+                <w:szCs w:val="20"/>
+                <w:lang w:eastAsia="ru-RU"/>
+              </w:rPr>
+              <w:t xml:space="preserve"> Воронова/</w:t>
             </w:r>
           </w:p>
           <w:p>
@@ -3566,15 +3871,10 @@
                 <w:szCs w:val="20"/>
                 <w:lang w:eastAsia="ru-RU"/>
               </w:rPr>
-              <w:t>{{ФИО_клиента}}</w:t>
-            </w:r>
-          </w:p>
-          <w:p>
-            <w:pPr>
-              <w:pStyle w:val="Standard"/>
-              <w:widowControl w:val="0"/>
-              <w:spacing w:after="0" w:line="240" w:lineRule="auto"/>
-              <w:outlineLvl w:val="0"/>
+              <w:t>{{</w:t>
+            </w:r>
+            <w:proofErr w:type="spellStart"/>
+            <w:r>
               <w:rPr>
                 <w:rFonts w:ascii="Times New Roman" w:eastAsia="Times New Roman" w:hAnsi="Times New Roman" w:cs="Times New Roman"/>
                 <w:position w:val="-12"/>
@@ -3582,7 +3882,9 @@
                 <w:szCs w:val="20"/>
                 <w:lang w:eastAsia="ru-RU"/>
               </w:rPr>
-            </w:pPr>
+              <w:t>ФИО_клиента</w:t>
+            </w:r>
+            <w:proofErr w:type="spellEnd"/>
             <w:r>
               <w:rPr>
                 <w:rFonts w:ascii="Times New Roman" w:eastAsia="Times New Roman" w:hAnsi="Times New Roman" w:cs="Times New Roman"/>
@@ -3591,9 +3893,15 @@
                 <w:szCs w:val="20"/>
                 <w:lang w:eastAsia="ru-RU"/>
               </w:rPr>
-              <w:t xml:space="preserve">Паспорт: </w:t>
-            </w:r>
-            <w:r>
+              <w:t>}}</w:t>
+            </w:r>
+          </w:p>
+          <w:p>
+            <w:pPr>
+              <w:pStyle w:val="Standard"/>
+              <w:widowControl w:val="0"/>
+              <w:spacing w:after="0" w:line="240" w:lineRule="auto"/>
+              <w:outlineLvl w:val="0"/>
               <w:rPr>
                 <w:rFonts w:ascii="Times New Roman" w:eastAsia="Times New Roman" w:hAnsi="Times New Roman" w:cs="Times New Roman"/>
                 <w:position w:val="-12"/>
@@ -3601,21 +3909,6 @@
                 <w:szCs w:val="20"/>
                 <w:lang w:eastAsia="ru-RU"/>
               </w:rPr>
-              <w:t>{{Паспорт}}</w:t>
-            </w:r>
-          </w:p>
-          <w:p>
-            <w:pPr>
-              <w:pStyle w:val="Standard"/>
-              <w:widowControl w:val="0"/>
-              <w:spacing w:after="0" w:line="240" w:lineRule="auto"/>
-              <w:outlineLvl w:val="0"/>
-              <w:rPr>
-                <w:rFonts w:ascii="Times New Roman" w:eastAsia="Times New Roman" w:hAnsi="Times New Roman" w:cs="Times New Roman"/>
-                <w:sz w:val="20"/>
-                <w:szCs w:val="20"/>
-                <w:lang w:eastAsia="ru-RU"/>
-              </w:rPr>
             </w:pPr>
             <w:r>
               <w:rPr>
@@ -3625,7 +3918,7 @@
                 <w:szCs w:val="20"/>
                 <w:lang w:eastAsia="ru-RU"/>
               </w:rPr>
-              <w:t>_____________________/</w:t>
+              <w:t xml:space="preserve">Паспорт: </w:t>
             </w:r>
             <w:r>
               <w:rPr>
@@ -3635,7 +3928,63 @@
                 <w:szCs w:val="20"/>
                 <w:lang w:eastAsia="ru-RU"/>
               </w:rPr>
-              <w:t>{{Инициалы_Фамилия}}</w:t>
+              <w:t>{{Паспорт}}</w:t>
+            </w:r>
+          </w:p>
+          <w:p>
+            <w:pPr>
+              <w:pStyle w:val="Standard"/>
+              <w:widowControl w:val="0"/>
+              <w:spacing w:after="0" w:line="240" w:lineRule="auto"/>
+              <w:outlineLvl w:val="0"/>
+              <w:rPr>
+                <w:rFonts w:ascii="Times New Roman" w:eastAsia="Times New Roman" w:hAnsi="Times New Roman" w:cs="Times New Roman"/>
+                <w:sz w:val="20"/>
+                <w:szCs w:val="20"/>
+                <w:lang w:eastAsia="ru-RU"/>
+              </w:rPr>
+            </w:pPr>
+            <w:r>
+              <w:rPr>
+                <w:rFonts w:ascii="Times New Roman" w:eastAsia="Times New Roman" w:hAnsi="Times New Roman" w:cs="Times New Roman"/>
+                <w:position w:val="-12"/>
+                <w:sz w:val="20"/>
+                <w:szCs w:val="20"/>
+                <w:lang w:eastAsia="ru-RU"/>
+              </w:rPr>
+              <w:t>_____________________/</w:t>
+            </w:r>
+            <w:r>
+              <w:rPr>
+                <w:rFonts w:ascii="Times New Roman" w:eastAsia="Times New Roman" w:hAnsi="Times New Roman" w:cs="Times New Roman"/>
+                <w:position w:val="-12"/>
+                <w:sz w:val="20"/>
+                <w:szCs w:val="20"/>
+                <w:lang w:eastAsia="ru-RU"/>
+              </w:rPr>
+              <w:t>{{</w:t>
+            </w:r>
+            <w:proofErr w:type="spellStart"/>
+            <w:r>
+              <w:rPr>
+                <w:rFonts w:ascii="Times New Roman" w:eastAsia="Times New Roman" w:hAnsi="Times New Roman" w:cs="Times New Roman"/>
+                <w:position w:val="-12"/>
+                <w:sz w:val="20"/>
+                <w:szCs w:val="20"/>
+                <w:lang w:eastAsia="ru-RU"/>
+              </w:rPr>
+              <w:t>Инициалы_Фамилия</w:t>
+            </w:r>
+            <w:proofErr w:type="spellEnd"/>
+            <w:r>
+              <w:rPr>
+                <w:rFonts w:ascii="Times New Roman" w:eastAsia="Times New Roman" w:hAnsi="Times New Roman" w:cs="Times New Roman"/>
+                <w:position w:val="-12"/>
+                <w:sz w:val="20"/>
+                <w:szCs w:val="20"/>
+                <w:lang w:eastAsia="ru-RU"/>
+              </w:rPr>
+              <w:t>}}</w:t>
             </w:r>
           </w:p>
         </w:tc>

--- a/Спецификая_Мебель_Гранд СПБ.docx
+++ b/Спецификая_Мебель_Гранд СПБ.docx
@@ -85,27 +85,7 @@
           <w:szCs w:val="20"/>
           <w:lang w:eastAsia="ru-RU"/>
         </w:rPr>
-        <w:t>{{</w:t>
-      </w:r>
-      <w:proofErr w:type="spellStart"/>
-      <w:r>
-        <w:rPr>
-          <w:rFonts w:ascii="Times New Roman" w:hAnsi="Times New Roman" w:cs="Times New Roman"/>
-          <w:sz w:val="20"/>
-          <w:szCs w:val="20"/>
-          <w:lang w:eastAsia="ru-RU"/>
-        </w:rPr>
-        <w:t>Дата_договора</w:t>
-      </w:r>
-      <w:proofErr w:type="spellEnd"/>
-      <w:r>
-        <w:rPr>
-          <w:rFonts w:ascii="Times New Roman" w:hAnsi="Times New Roman" w:cs="Times New Roman"/>
-          <w:sz w:val="20"/>
-          <w:szCs w:val="20"/>
-          <w:lang w:eastAsia="ru-RU"/>
-        </w:rPr>
-        <w:t>}}</w:t>
+        <w:t>{{Дата_договора}}</w:t>
       </w:r>
     </w:p>
     <w:p>
@@ -214,29 +194,7 @@
           <w:szCs w:val="20"/>
           <w:lang w:eastAsia="ru-RU"/>
         </w:rPr>
-        <w:t>{{</w:t>
-      </w:r>
-      <w:proofErr w:type="spellStart"/>
-      <w:r>
-        <w:rPr>
-          <w:rFonts w:ascii="Times New Roman" w:eastAsia="Times New Roman" w:hAnsi="Times New Roman" w:cs="Times New Roman"/>
-          <w:position w:val="-12"/>
-          <w:sz w:val="20"/>
-          <w:szCs w:val="20"/>
-          <w:lang w:eastAsia="ru-RU"/>
-        </w:rPr>
-        <w:t>Дата_договора</w:t>
-      </w:r>
-      <w:proofErr w:type="spellEnd"/>
-      <w:r>
-        <w:rPr>
-          <w:rFonts w:ascii="Times New Roman" w:eastAsia="Times New Roman" w:hAnsi="Times New Roman" w:cs="Times New Roman"/>
-          <w:position w:val="-12"/>
-          <w:sz w:val="20"/>
-          <w:szCs w:val="20"/>
-          <w:lang w:eastAsia="ru-RU"/>
-        </w:rPr>
-        <w:t>}}</w:t>
+        <w:t>{{Дата_договора}}</w:t>
       </w:r>
     </w:p>
     <w:p>
@@ -328,40 +286,7 @@
           <w:szCs w:val="20"/>
           <w:lang w:eastAsia="ru-RU"/>
         </w:rPr>
-        <w:t>{{</w:t>
-      </w:r>
-      <w:proofErr w:type="spellStart"/>
-      <w:r>
-        <w:rPr>
-          <w:rFonts w:ascii="Times New Roman" w:eastAsia="Times New Roman" w:hAnsi="Times New Roman" w:cs="Times New Roman"/>
-          <w:position w:val="-12"/>
-          <w:sz w:val="20"/>
-          <w:szCs w:val="20"/>
-          <w:lang w:eastAsia="ru-RU"/>
-        </w:rPr>
-        <w:t>ФИО_клиента</w:t>
-      </w:r>
-      <w:proofErr w:type="spellEnd"/>
-      <w:r>
-        <w:rPr>
-          <w:rFonts w:ascii="Times New Roman" w:eastAsia="Times New Roman" w:hAnsi="Times New Roman" w:cs="Times New Roman"/>
-          <w:position w:val="-12"/>
-          <w:sz w:val="20"/>
-          <w:szCs w:val="20"/>
-          <w:lang w:eastAsia="ru-RU"/>
-        </w:rPr>
-        <w:t>}</w:t>
-      </w:r>
-      <w:proofErr w:type="gramStart"/>
-      <w:r>
-        <w:rPr>
-          <w:rFonts w:ascii="Times New Roman" w:eastAsia="Times New Roman" w:hAnsi="Times New Roman" w:cs="Times New Roman"/>
-          <w:position w:val="-12"/>
-          <w:sz w:val="20"/>
-          <w:szCs w:val="20"/>
-          <w:lang w:eastAsia="ru-RU"/>
-        </w:rPr>
-        <w:t>}</w:t>
+        <w:t>{{ФИО_клиента}}</w:t>
       </w:r>
       <w:r>
         <w:rPr>
@@ -383,7 +308,6 @@
         </w:rPr>
         <w:t>,</w:t>
       </w:r>
-      <w:proofErr w:type="gramEnd"/>
       <w:r>
         <w:rPr>
           <w:rFonts w:ascii="Times New Roman" w:eastAsia="Times New Roman" w:hAnsi="Times New Roman" w:cs="Times New Roman"/>
@@ -392,29 +316,7 @@
           <w:szCs w:val="20"/>
           <w:lang w:eastAsia="ru-RU"/>
         </w:rPr>
-        <w:t xml:space="preserve"> именуемый (-</w:t>
-      </w:r>
-      <w:proofErr w:type="spellStart"/>
-      <w:r>
-        <w:rPr>
-          <w:rFonts w:ascii="Times New Roman" w:eastAsia="Times New Roman" w:hAnsi="Times New Roman" w:cs="Times New Roman"/>
-          <w:position w:val="-12"/>
-          <w:sz w:val="20"/>
-          <w:szCs w:val="20"/>
-          <w:lang w:eastAsia="ru-RU"/>
-        </w:rPr>
-        <w:t>ая</w:t>
-      </w:r>
-      <w:proofErr w:type="spellEnd"/>
-      <w:r>
-        <w:rPr>
-          <w:rFonts w:ascii="Times New Roman" w:eastAsia="Times New Roman" w:hAnsi="Times New Roman" w:cs="Times New Roman"/>
-          <w:position w:val="-12"/>
-          <w:sz w:val="20"/>
-          <w:szCs w:val="20"/>
-          <w:lang w:eastAsia="ru-RU"/>
-        </w:rPr>
-        <w:t>) в дальнейшем «ЗАКАЗЧИК», с другой стороны, при совместном упоминании именуемые «СТОРОНЫ», а каждая по отдельности – «СТОРОНА», согласовали следующее:</w:t>
+        <w:t xml:space="preserve"> именуемый (-ая) в дальнейшем «ЗАКАЗЧИК», с другой стороны, при совместном упоминании именуемые «СТОРОНЫ», а каждая по отдельности – «СТОРОНА», согласовали следующее:</w:t>
       </w:r>
     </w:p>
     <w:p>
@@ -792,26 +694,13 @@
               <w:outlineLvl w:val="0"/>
             </w:pPr>
             <w:r>
-              <w:t>`{%Картинка_</w:t>
-            </w:r>
-            <w:proofErr w:type="gramStart"/>
-            <w:r>
-              <w:t>1}`</w:t>
-            </w:r>
-            <w:proofErr w:type="gramEnd"/>
+              <w:t>`{%Картинка_1}`</w:t>
+            </w:r>
             <w:r>
               <w:t xml:space="preserve"> </w:t>
             </w:r>
             <w:r>
-              <w:t xml:space="preserve">{{Если картинки </w:t>
-            </w:r>
-            <w:proofErr w:type="gramStart"/>
-            <w:r>
-              <w:t>нет</w:t>
-            </w:r>
-            <w:proofErr w:type="gramEnd"/>
-            <w:r>
-              <w:t xml:space="preserve"> то прочерк_1}}</w:t>
+              <w:t>{{Если картинки нет то прочерк_1}}</w:t>
             </w:r>
           </w:p>
         </w:tc>
@@ -943,6 +832,9 @@
             </w:r>
             <w:r>
               <w:t>Процент сборки</w:t>
+            </w:r>
+            <w:r>
+              <w:t>_1</w:t>
             </w:r>
             <w:r>
               <w:t>}}</w:t>
@@ -1047,14 +939,12 @@
             <w:r>
               <w:t>`{%Картинка_</w:t>
             </w:r>
-            <w:proofErr w:type="gramStart"/>
             <w:r>
               <w:t>2</w:t>
             </w:r>
             <w:r>
               <w:t>}`</w:t>
             </w:r>
-            <w:proofErr w:type="gramEnd"/>
             <w:r>
               <w:t xml:space="preserve"> </w:t>
             </w:r>
@@ -1062,15 +952,7 @@
               <w:t>{{</w:t>
             </w:r>
             <w:r>
-              <w:t xml:space="preserve">Если картинки </w:t>
-            </w:r>
-            <w:proofErr w:type="gramStart"/>
-            <w:r>
-              <w:t>нет</w:t>
-            </w:r>
-            <w:proofErr w:type="gramEnd"/>
-            <w:r>
-              <w:t xml:space="preserve"> то прочерк</w:t>
+              <w:t>Если картинки нет то прочерк</w:t>
             </w:r>
             <w:r>
               <w:t>_2</w:t>
@@ -1207,6 +1089,9 @@
             </w:r>
             <w:r>
               <w:t>Процент сборки</w:t>
+            </w:r>
+            <w:r>
+              <w:t>_2</w:t>
             </w:r>
             <w:r>
               <w:t>}}</w:t>
@@ -1312,14 +1197,12 @@
             <w:r>
               <w:t>`{%Картинка_</w:t>
             </w:r>
-            <w:proofErr w:type="gramStart"/>
             <w:r>
               <w:t>3</w:t>
             </w:r>
             <w:r>
               <w:t>}`</w:t>
             </w:r>
-            <w:proofErr w:type="gramEnd"/>
             <w:r>
               <w:t xml:space="preserve"> </w:t>
             </w:r>
@@ -1327,15 +1210,7 @@
               <w:t>{{</w:t>
             </w:r>
             <w:r>
-              <w:t xml:space="preserve">Если картинки </w:t>
-            </w:r>
-            <w:proofErr w:type="gramStart"/>
-            <w:r>
-              <w:t>нет</w:t>
-            </w:r>
-            <w:proofErr w:type="gramEnd"/>
-            <w:r>
-              <w:t xml:space="preserve"> то прочерк</w:t>
+              <w:t>Если картинки нет то прочерк</w:t>
             </w:r>
             <w:r>
               <w:t>_3</w:t>
@@ -1473,6 +1348,9 @@
             </w:r>
             <w:r>
               <w:t>Процент сборки</w:t>
+            </w:r>
+            <w:r>
+              <w:t>_3</w:t>
             </w:r>
             <w:r>
               <w:t>}}</w:t>
@@ -1581,14 +1459,12 @@
             <w:r>
               <w:t>`{%Картинка_</w:t>
             </w:r>
-            <w:proofErr w:type="gramStart"/>
             <w:r>
               <w:t>4</w:t>
             </w:r>
             <w:r>
               <w:t>}`</w:t>
             </w:r>
-            <w:proofErr w:type="gramEnd"/>
             <w:r>
               <w:t xml:space="preserve"> </w:t>
             </w:r>
@@ -1596,15 +1472,7 @@
               <w:t>{{</w:t>
             </w:r>
             <w:r>
-              <w:t xml:space="preserve">Если картинки </w:t>
-            </w:r>
-            <w:proofErr w:type="gramStart"/>
-            <w:r>
-              <w:t>нет</w:t>
-            </w:r>
-            <w:proofErr w:type="gramEnd"/>
-            <w:r>
-              <w:t xml:space="preserve"> то прочерк</w:t>
+              <w:t>Если картинки нет то прочерк</w:t>
             </w:r>
             <w:r>
               <w:t>_4</w:t>
@@ -1743,6 +1611,9 @@
             </w:r>
             <w:r>
               <w:t>Процент сборки</w:t>
+            </w:r>
+            <w:r>
+              <w:t>_4</w:t>
             </w:r>
             <w:r>
               <w:t>}}</w:t>
@@ -1851,14 +1722,12 @@
             <w:r>
               <w:t>`{%Картинка_</w:t>
             </w:r>
-            <w:proofErr w:type="gramStart"/>
             <w:r>
               <w:t>5</w:t>
             </w:r>
             <w:r>
               <w:t>}`</w:t>
             </w:r>
-            <w:proofErr w:type="gramEnd"/>
             <w:r>
               <w:t xml:space="preserve"> </w:t>
             </w:r>
@@ -1866,15 +1735,7 @@
               <w:t>{{</w:t>
             </w:r>
             <w:r>
-              <w:t xml:space="preserve">Если картинки </w:t>
-            </w:r>
-            <w:proofErr w:type="gramStart"/>
-            <w:r>
-              <w:t>нет</w:t>
-            </w:r>
-            <w:proofErr w:type="gramEnd"/>
-            <w:r>
-              <w:t xml:space="preserve"> то прочерк</w:t>
+              <w:t>Если картинки нет то прочерк</w:t>
             </w:r>
             <w:r>
               <w:t>_5</w:t>
@@ -2010,6 +1871,9 @@
             </w:r>
             <w:r>
               <w:t>Процент сборки</w:t>
+            </w:r>
+            <w:r>
+              <w:t>_5</w:t>
             </w:r>
             <w:r>
               <w:t>}}</w:t>
@@ -2118,14 +1982,12 @@
             <w:r>
               <w:t>`{%Картинка_</w:t>
             </w:r>
-            <w:proofErr w:type="gramStart"/>
             <w:r>
               <w:t>6</w:t>
             </w:r>
             <w:r>
               <w:t>}`</w:t>
             </w:r>
-            <w:proofErr w:type="gramEnd"/>
             <w:r>
               <w:t xml:space="preserve"> </w:t>
             </w:r>
@@ -2133,15 +1995,7 @@
               <w:t>{{</w:t>
             </w:r>
             <w:r>
-              <w:t xml:space="preserve">Если картинки </w:t>
-            </w:r>
-            <w:proofErr w:type="gramStart"/>
-            <w:r>
-              <w:t>нет</w:t>
-            </w:r>
-            <w:proofErr w:type="gramEnd"/>
-            <w:r>
-              <w:t xml:space="preserve"> то прочерк</w:t>
+              <w:t>Если картинки нет то прочерк</w:t>
             </w:r>
             <w:r>
               <w:t>_6</w:t>
@@ -2277,6 +2131,9 @@
             </w:r>
             <w:r>
               <w:t>Процент сборки</w:t>
+            </w:r>
+            <w:r>
+              <w:t>_6</w:t>
             </w:r>
             <w:r>
               <w:t>}}</w:t>
@@ -2385,14 +2242,12 @@
             <w:r>
               <w:t>`{%Картинка_</w:t>
             </w:r>
-            <w:proofErr w:type="gramStart"/>
             <w:r>
               <w:t>7</w:t>
             </w:r>
             <w:r>
               <w:t>}`</w:t>
             </w:r>
-            <w:proofErr w:type="gramEnd"/>
             <w:r>
               <w:t xml:space="preserve"> </w:t>
             </w:r>
@@ -2400,15 +2255,7 @@
               <w:t>{{</w:t>
             </w:r>
             <w:r>
-              <w:t xml:space="preserve">Если картинки </w:t>
-            </w:r>
-            <w:proofErr w:type="gramStart"/>
-            <w:r>
-              <w:t>нет</w:t>
-            </w:r>
-            <w:proofErr w:type="gramEnd"/>
-            <w:r>
-              <w:t xml:space="preserve"> то прочерк</w:t>
+              <w:t>Если картинки нет то прочерк</w:t>
             </w:r>
             <w:r>
               <w:t>_7</w:t>
@@ -2544,6 +2391,9 @@
             </w:r>
             <w:r>
               <w:t>Процент сборки</w:t>
+            </w:r>
+            <w:r>
+              <w:t>_7</w:t>
             </w:r>
             <w:r>
               <w:t>}}</w:t>
@@ -2652,14 +2502,12 @@
             <w:r>
               <w:t>`{%Картинка_</w:t>
             </w:r>
-            <w:proofErr w:type="gramStart"/>
             <w:r>
               <w:t>8</w:t>
             </w:r>
             <w:r>
               <w:t>}`</w:t>
             </w:r>
-            <w:proofErr w:type="gramEnd"/>
             <w:r>
               <w:t xml:space="preserve"> </w:t>
             </w:r>
@@ -2667,15 +2515,7 @@
               <w:t>{{</w:t>
             </w:r>
             <w:r>
-              <w:t xml:space="preserve">Если картинки </w:t>
-            </w:r>
-            <w:proofErr w:type="gramStart"/>
-            <w:r>
-              <w:t>нет</w:t>
-            </w:r>
-            <w:proofErr w:type="gramEnd"/>
-            <w:r>
-              <w:t xml:space="preserve"> то прочерк</w:t>
+              <w:t>Если картинки нет то прочерк</w:t>
             </w:r>
             <w:r>
               <w:t>_8</w:t>
@@ -2812,6 +2652,9 @@
             </w:r>
             <w:r>
               <w:t>Процент сборки</w:t>
+            </w:r>
+            <w:r>
+              <w:t>_8</w:t>
             </w:r>
             <w:r>
               <w:t>}}</w:t>
@@ -2920,14 +2763,12 @@
             <w:r>
               <w:t>`{%Картинка_</w:t>
             </w:r>
-            <w:proofErr w:type="gramStart"/>
             <w:r>
               <w:t>9</w:t>
             </w:r>
             <w:r>
               <w:t>}`</w:t>
             </w:r>
-            <w:proofErr w:type="gramEnd"/>
             <w:r>
               <w:t xml:space="preserve"> </w:t>
             </w:r>
@@ -2935,15 +2776,7 @@
               <w:t>{{</w:t>
             </w:r>
             <w:r>
-              <w:t xml:space="preserve">Если картинки </w:t>
-            </w:r>
-            <w:proofErr w:type="gramStart"/>
-            <w:r>
-              <w:t>нет</w:t>
-            </w:r>
-            <w:proofErr w:type="gramEnd"/>
-            <w:r>
-              <w:t xml:space="preserve"> то прочерк</w:t>
+              <w:t>Если картинки нет то прочерк</w:t>
             </w:r>
             <w:r>
               <w:t>_9</w:t>
@@ -3085,6 +2918,9 @@
             </w:r>
             <w:r>
               <w:t>Процент сборки</w:t>
+            </w:r>
+            <w:r>
+              <w:t>_9</w:t>
             </w:r>
             <w:r>
               <w:t>}}</w:t>
@@ -3193,14 +3029,12 @@
             <w:r>
               <w:t>`{%Картинка_</w:t>
             </w:r>
-            <w:proofErr w:type="gramStart"/>
             <w:r>
               <w:t>10</w:t>
             </w:r>
             <w:r>
               <w:t>}`</w:t>
             </w:r>
-            <w:proofErr w:type="gramEnd"/>
             <w:r>
               <w:t xml:space="preserve"> </w:t>
             </w:r>
@@ -3208,15 +3042,7 @@
               <w:t>{{</w:t>
             </w:r>
             <w:r>
-              <w:t xml:space="preserve">Если картинки </w:t>
-            </w:r>
-            <w:proofErr w:type="gramStart"/>
-            <w:r>
-              <w:t>нет</w:t>
-            </w:r>
-            <w:proofErr w:type="gramEnd"/>
-            <w:r>
-              <w:t xml:space="preserve"> то прочерк</w:t>
+              <w:t>Если картинки нет то прочерк</w:t>
             </w:r>
             <w:r>
               <w:t>_10</w:t>
@@ -3352,6 +3178,12 @@
             </w:r>
             <w:r>
               <w:t>Процент сборки</w:t>
+            </w:r>
+            <w:r>
+              <w:t>_</w:t>
+            </w:r>
+            <w:r>
+              <w:t>10</w:t>
             </w:r>
             <w:r>
               <w:t>}}</w:t>
@@ -3729,29 +3561,7 @@
                 <w:szCs w:val="20"/>
                 <w:lang w:eastAsia="ru-RU"/>
               </w:rPr>
-              <w:t>________________________________/</w:t>
-            </w:r>
-            <w:proofErr w:type="gramStart"/>
-            <w:r>
-              <w:rPr>
-                <w:rFonts w:ascii="Times New Roman" w:eastAsia="Times New Roman" w:hAnsi="Times New Roman" w:cs="Times New Roman"/>
-                <w:position w:val="-12"/>
-                <w:sz w:val="20"/>
-                <w:szCs w:val="20"/>
-                <w:lang w:eastAsia="ru-RU"/>
-              </w:rPr>
-              <w:t>Е.А</w:t>
-            </w:r>
-            <w:proofErr w:type="gramEnd"/>
-            <w:r>
-              <w:rPr>
-                <w:rFonts w:ascii="Times New Roman" w:eastAsia="Times New Roman" w:hAnsi="Times New Roman" w:cs="Times New Roman"/>
-                <w:position w:val="-12"/>
-                <w:sz w:val="20"/>
-                <w:szCs w:val="20"/>
-                <w:lang w:eastAsia="ru-RU"/>
-              </w:rPr>
-              <w:t xml:space="preserve"> Воронова/</w:t>
+              <w:t>________________________________/Е.А Воронова/</w:t>
             </w:r>
           </w:p>
           <w:p>
@@ -3871,10 +3681,15 @@
                 <w:szCs w:val="20"/>
                 <w:lang w:eastAsia="ru-RU"/>
               </w:rPr>
-              <w:t>{{</w:t>
-            </w:r>
-            <w:proofErr w:type="spellStart"/>
-            <w:r>
+              <w:t>{{ФИО_клиента}}</w:t>
+            </w:r>
+          </w:p>
+          <w:p>
+            <w:pPr>
+              <w:pStyle w:val="Standard"/>
+              <w:widowControl w:val="0"/>
+              <w:spacing w:after="0" w:line="240" w:lineRule="auto"/>
+              <w:outlineLvl w:val="0"/>
               <w:rPr>
                 <w:rFonts w:ascii="Times New Roman" w:eastAsia="Times New Roman" w:hAnsi="Times New Roman" w:cs="Times New Roman"/>
                 <w:position w:val="-12"/>
@@ -3882,9 +3697,7 @@
                 <w:szCs w:val="20"/>
                 <w:lang w:eastAsia="ru-RU"/>
               </w:rPr>
-              <w:t>ФИО_клиента</w:t>
-            </w:r>
-            <w:proofErr w:type="spellEnd"/>
+            </w:pPr>
             <w:r>
               <w:rPr>
                 <w:rFonts w:ascii="Times New Roman" w:eastAsia="Times New Roman" w:hAnsi="Times New Roman" w:cs="Times New Roman"/>
@@ -3893,15 +3706,9 @@
                 <w:szCs w:val="20"/>
                 <w:lang w:eastAsia="ru-RU"/>
               </w:rPr>
-              <w:t>}}</w:t>
-            </w:r>
-          </w:p>
-          <w:p>
-            <w:pPr>
-              <w:pStyle w:val="Standard"/>
-              <w:widowControl w:val="0"/>
-              <w:spacing w:after="0" w:line="240" w:lineRule="auto"/>
-              <w:outlineLvl w:val="0"/>
+              <w:t xml:space="preserve">Паспорт: </w:t>
+            </w:r>
+            <w:r>
               <w:rPr>
                 <w:rFonts w:ascii="Times New Roman" w:eastAsia="Times New Roman" w:hAnsi="Times New Roman" w:cs="Times New Roman"/>
                 <w:position w:val="-12"/>
@@ -3909,6 +3716,21 @@
                 <w:szCs w:val="20"/>
                 <w:lang w:eastAsia="ru-RU"/>
               </w:rPr>
+              <w:t>{{Паспорт}}</w:t>
+            </w:r>
+          </w:p>
+          <w:p>
+            <w:pPr>
+              <w:pStyle w:val="Standard"/>
+              <w:widowControl w:val="0"/>
+              <w:spacing w:after="0" w:line="240" w:lineRule="auto"/>
+              <w:outlineLvl w:val="0"/>
+              <w:rPr>
+                <w:rFonts w:ascii="Times New Roman" w:eastAsia="Times New Roman" w:hAnsi="Times New Roman" w:cs="Times New Roman"/>
+                <w:sz w:val="20"/>
+                <w:szCs w:val="20"/>
+                <w:lang w:eastAsia="ru-RU"/>
+              </w:rPr>
             </w:pPr>
             <w:r>
               <w:rPr>
@@ -3918,7 +3740,7 @@
                 <w:szCs w:val="20"/>
                 <w:lang w:eastAsia="ru-RU"/>
               </w:rPr>
-              <w:t xml:space="preserve">Паспорт: </w:t>
+              <w:t>_____________________/</w:t>
             </w:r>
             <w:r>
               <w:rPr>
@@ -3928,63 +3750,7 @@
                 <w:szCs w:val="20"/>
                 <w:lang w:eastAsia="ru-RU"/>
               </w:rPr>
-              <w:t>{{Паспорт}}</w:t>
-            </w:r>
-          </w:p>
-          <w:p>
-            <w:pPr>
-              <w:pStyle w:val="Standard"/>
-              <w:widowControl w:val="0"/>
-              <w:spacing w:after="0" w:line="240" w:lineRule="auto"/>
-              <w:outlineLvl w:val="0"/>
-              <w:rPr>
-                <w:rFonts w:ascii="Times New Roman" w:eastAsia="Times New Roman" w:hAnsi="Times New Roman" w:cs="Times New Roman"/>
-                <w:sz w:val="20"/>
-                <w:szCs w:val="20"/>
-                <w:lang w:eastAsia="ru-RU"/>
-              </w:rPr>
-            </w:pPr>
-            <w:r>
-              <w:rPr>
-                <w:rFonts w:ascii="Times New Roman" w:eastAsia="Times New Roman" w:hAnsi="Times New Roman" w:cs="Times New Roman"/>
-                <w:position w:val="-12"/>
-                <w:sz w:val="20"/>
-                <w:szCs w:val="20"/>
-                <w:lang w:eastAsia="ru-RU"/>
-              </w:rPr>
-              <w:t>_____________________/</w:t>
-            </w:r>
-            <w:r>
-              <w:rPr>
-                <w:rFonts w:ascii="Times New Roman" w:eastAsia="Times New Roman" w:hAnsi="Times New Roman" w:cs="Times New Roman"/>
-                <w:position w:val="-12"/>
-                <w:sz w:val="20"/>
-                <w:szCs w:val="20"/>
-                <w:lang w:eastAsia="ru-RU"/>
-              </w:rPr>
-              <w:t>{{</w:t>
-            </w:r>
-            <w:proofErr w:type="spellStart"/>
-            <w:r>
-              <w:rPr>
-                <w:rFonts w:ascii="Times New Roman" w:eastAsia="Times New Roman" w:hAnsi="Times New Roman" w:cs="Times New Roman"/>
-                <w:position w:val="-12"/>
-                <w:sz w:val="20"/>
-                <w:szCs w:val="20"/>
-                <w:lang w:eastAsia="ru-RU"/>
-              </w:rPr>
-              <w:t>Инициалы_Фамилия</w:t>
-            </w:r>
-            <w:proofErr w:type="spellEnd"/>
-            <w:r>
-              <w:rPr>
-                <w:rFonts w:ascii="Times New Roman" w:eastAsia="Times New Roman" w:hAnsi="Times New Roman" w:cs="Times New Roman"/>
-                <w:position w:val="-12"/>
-                <w:sz w:val="20"/>
-                <w:szCs w:val="20"/>
-                <w:lang w:eastAsia="ru-RU"/>
-              </w:rPr>
-              <w:t>}}</w:t>
+              <w:t>{{Инициалы_Фамилия}}</w:t>
             </w:r>
           </w:p>
         </w:tc>
